--- a/entregables/evaluacion_profesor/Diagramas_UML_Localito.docx
+++ b/entregables/evaluacion_profesor/Diagramas_UML_Localito.docx
@@ -4,303 +4,78 @@
   <w:body>
     <w:p>
       <w:pPr>
-        <w:jc w:val="center"/>
+        <w:spacing w:before="760"/>
       </w:pPr>
       <w:r>
         <w:rPr>
-          <w:rFonts w:ascii="Arial" w:hAnsi="Arial"/>
           <w:b/>
-          <w:color w:val="17365D"/>
-          <w:sz w:val="64"/>
         </w:rPr>
-        <w:t>LOCALITO</w:t>
+        <w:t>DUOC UC PLAZA NORTE</w:t>
       </w:r>
     </w:p>
     <w:p>
       <w:pPr>
-        <w:jc w:val="center"/>
+        <w:pStyle w:val="Title"/>
+        <w:spacing w:before="480" w:after="360"/>
       </w:pPr>
       <w:r>
-        <w:rPr>
-          <w:rFonts w:ascii="Arial" w:hAnsi="Arial"/>
-          <w:b/>
-          <w:color w:val="2F5597"/>
-          <w:sz w:val="44"/>
-        </w:rPr>
-        <w:t>Diagramas UML</w:t>
+        <w:t>Diagramas UML de Localito</w:t>
       </w:r>
     </w:p>
     <w:p>
       <w:pPr>
-        <w:jc w:val="center"/>
+        <w:pStyle w:val="Subtitle"/>
       </w:pPr>
       <w:r>
-        <w:rPr>
-          <w:rFonts w:ascii="Arial" w:hAnsi="Arial"/>
-          <w:i/>
-          <w:sz w:val="24"/>
-        </w:rPr>
-        <w:t>Casos de uso, clases, componentes y secuencia</w:t>
+        <w:t>Proyecto Capstone de Ingeniería en Informática</w:t>
       </w:r>
     </w:p>
-    <w:p/>
-    <w:tbl>
-      <w:tblPr>
-        <w:tblStyle w:val="TableGrid"/>
-        <w:tblW w:type="auto" w:w="0"/>
-        <w:jc w:val="center"/>
-        <w:tblLook w:firstColumn="1" w:firstRow="1" w:lastColumn="0" w:lastRow="0" w:noHBand="0" w:noVBand="1" w:val="04A0"/>
-      </w:tblPr>
-      <w:tblGrid>
-        <w:gridCol w:w="4929"/>
-        <w:gridCol w:w="4929"/>
-      </w:tblGrid>
-      <w:tr>
-        <w:tc>
-          <w:tcPr>
-            <w:tcW w:type="dxa" w:w="4929"/>
-            <w:shd w:fill="D9EAF7"/>
-            <w:tcMar>
-              <w:top w:w="80" w:type="dxa"/>
-              <w:start w:w="90" w:type="dxa"/>
-              <w:bottom w:w="80" w:type="dxa"/>
-              <w:end w:w="90" w:type="dxa"/>
-            </w:tcMar>
-            <w:vAlign w:val="center"/>
-          </w:tcPr>
-          <w:p>
-            <w:r>
-              <w:rPr>
-                <w:b/>
-              </w:rPr>
-              <w:t>Proyecto</w:t>
-            </w:r>
-          </w:p>
-        </w:tc>
-        <w:tc>
-          <w:tcPr>
-            <w:tcW w:type="dxa" w:w="4929"/>
-            <w:tcMar>
-              <w:top w:w="80" w:type="dxa"/>
-              <w:start w:w="90" w:type="dxa"/>
-              <w:bottom w:w="80" w:type="dxa"/>
-              <w:end w:w="90" w:type="dxa"/>
-            </w:tcMar>
-            <w:vAlign w:val="center"/>
-          </w:tcPr>
-          <w:p>
-            <w:r>
-              <w:t>Localito — PWA SaaS para comercios de barrio</w:t>
-            </w:r>
-          </w:p>
-        </w:tc>
-      </w:tr>
-      <w:tr>
-        <w:tc>
-          <w:tcPr>
-            <w:tcW w:type="dxa" w:w="4929"/>
-            <w:shd w:fill="D9EAF7"/>
-            <w:tcMar>
-              <w:top w:w="80" w:type="dxa"/>
-              <w:start w:w="90" w:type="dxa"/>
-              <w:bottom w:w="80" w:type="dxa"/>
-              <w:end w:w="90" w:type="dxa"/>
-            </w:tcMar>
-            <w:vAlign w:val="center"/>
-          </w:tcPr>
-          <w:p>
-            <w:r>
-              <w:rPr>
-                <w:b/>
-              </w:rPr>
-              <w:t>Programa</w:t>
-            </w:r>
-          </w:p>
-        </w:tc>
-        <w:tc>
-          <w:tcPr>
-            <w:tcW w:type="dxa" w:w="4929"/>
-            <w:tcMar>
-              <w:top w:w="80" w:type="dxa"/>
-              <w:start w:w="90" w:type="dxa"/>
-              <w:bottom w:w="80" w:type="dxa"/>
-              <w:end w:w="90" w:type="dxa"/>
-            </w:tcMar>
-            <w:vAlign w:val="center"/>
-          </w:tcPr>
-          <w:p>
-            <w:r>
-              <w:t>Ingeniería en Informática · Capstone 2026</w:t>
-            </w:r>
-          </w:p>
-        </w:tc>
-      </w:tr>
-      <w:tr>
-        <w:tc>
-          <w:tcPr>
-            <w:tcW w:type="dxa" w:w="4929"/>
-            <w:shd w:fill="D9EAF7"/>
-            <w:tcMar>
-              <w:top w:w="80" w:type="dxa"/>
-              <w:start w:w="90" w:type="dxa"/>
-              <w:bottom w:w="80" w:type="dxa"/>
-              <w:end w:w="90" w:type="dxa"/>
-            </w:tcMar>
-            <w:vAlign w:val="center"/>
-          </w:tcPr>
-          <w:p>
-            <w:r>
-              <w:rPr>
-                <w:b/>
-              </w:rPr>
-              <w:t>Metodología</w:t>
-            </w:r>
-          </w:p>
-        </w:tc>
-        <w:tc>
-          <w:tcPr>
-            <w:tcW w:type="dxa" w:w="4929"/>
-            <w:tcMar>
-              <w:top w:w="80" w:type="dxa"/>
-              <w:start w:w="90" w:type="dxa"/>
-              <w:bottom w:w="80" w:type="dxa"/>
-              <w:end w:w="90" w:type="dxa"/>
-            </w:tcMar>
-            <w:vAlign w:val="center"/>
-          </w:tcPr>
-          <w:p>
-            <w:r>
-              <w:t>Scrum · Gestión activa en Trello</w:t>
-            </w:r>
-          </w:p>
-        </w:tc>
-      </w:tr>
-      <w:tr>
-        <w:tc>
-          <w:tcPr>
-            <w:tcW w:type="dxa" w:w="4929"/>
-            <w:shd w:fill="D9EAF7"/>
-            <w:tcMar>
-              <w:top w:w="80" w:type="dxa"/>
-              <w:start w:w="90" w:type="dxa"/>
-              <w:bottom w:w="80" w:type="dxa"/>
-              <w:end w:w="90" w:type="dxa"/>
-            </w:tcMar>
-            <w:vAlign w:val="center"/>
-          </w:tcPr>
-          <w:p>
-            <w:r>
-              <w:rPr>
-                <w:b/>
-              </w:rPr>
-              <w:t>Corte documental</w:t>
-            </w:r>
-          </w:p>
-        </w:tc>
-        <w:tc>
-          <w:tcPr>
-            <w:tcW w:type="dxa" w:w="4929"/>
-            <w:tcMar>
-              <w:top w:w="80" w:type="dxa"/>
-              <w:start w:w="90" w:type="dxa"/>
-              <w:bottom w:w="80" w:type="dxa"/>
-              <w:end w:w="90" w:type="dxa"/>
-            </w:tcMar>
-            <w:vAlign w:val="center"/>
-          </w:tcPr>
-          <w:p>
-            <w:r>
-              <w:t>03 de octubre de 2026</w:t>
-            </w:r>
-          </w:p>
-        </w:tc>
-      </w:tr>
-      <w:tr>
-        <w:tc>
-          <w:tcPr>
-            <w:tcW w:type="dxa" w:w="4929"/>
-            <w:shd w:fill="D9EAF7"/>
-            <w:tcMar>
-              <w:top w:w="80" w:type="dxa"/>
-              <w:start w:w="90" w:type="dxa"/>
-              <w:bottom w:w="80" w:type="dxa"/>
-              <w:end w:w="90" w:type="dxa"/>
-            </w:tcMar>
-            <w:vAlign w:val="center"/>
-          </w:tcPr>
-          <w:p>
-            <w:r>
-              <w:rPr>
-                <w:b/>
-              </w:rPr>
-              <w:t>Criterio de evaluación</w:t>
-            </w:r>
-          </w:p>
-        </w:tc>
-        <w:tc>
-          <w:tcPr>
-            <w:tcW w:type="dxa" w:w="4929"/>
-            <w:tcMar>
-              <w:top w:w="80" w:type="dxa"/>
-              <w:start w:w="90" w:type="dxa"/>
-              <w:bottom w:w="80" w:type="dxa"/>
-              <w:end w:w="90" w:type="dxa"/>
-            </w:tcMar>
-            <w:vAlign w:val="center"/>
-          </w:tcPr>
-          <w:p>
-            <w:r>
-              <w:t>12 · Diagramas UML</w:t>
-            </w:r>
-          </w:p>
-        </w:tc>
-      </w:tr>
-    </w:tbl>
-    <w:p/>
     <w:p>
       <w:pPr>
-        <w:jc w:val="center"/>
+        <w:pStyle w:val="Subtitle"/>
+      </w:pPr>
+      <w:r>
+        <w:t>Localito PWA SaaS para gestión de pequeños comercios</w:t>
+      </w:r>
+    </w:p>
+    <w:p>
+      <w:pPr>
+        <w:spacing w:before="760"/>
       </w:pPr>
       <w:r>
         <w:rPr>
           <w:b/>
-          <w:color w:val="17365D"/>
-          <w:sz w:val="22"/>
         </w:rPr>
-        <w:t>Equipo Scrum</w:t>
+        <w:t>Autores</w:t>
+      </w:r>
+    </w:p>
+    <w:p>
+      <w:r>
+        <w:t>Camilo González</w:t>
+        <w:br/>
+        <w:t>Alexander Patiño</w:t>
+        <w:br/>
+        <w:t>Samuel Solís</w:t>
+      </w:r>
+    </w:p>
+    <w:p>
+      <w:r>
+        <w:t>Docente Álvaro Andrés Mellado Pimentel</w:t>
+      </w:r>
+    </w:p>
+    <w:p>
+      <w:r>
+        <w:t>Versión documental revisada</w:t>
+        <w:br/>
+        <w:t>Corte del proyecto 03 de octubre de 2026</w:t>
       </w:r>
     </w:p>
     <w:p>
       <w:pPr>
-        <w:jc w:val="center"/>
+        <w:spacing w:before="400"/>
       </w:pPr>
       <w:r>
-        <w:rPr>
-          <w:sz w:val="19"/>
-        </w:rPr>
-        <w:t>Alexander Patiño — Product Owner</w:t>
-      </w:r>
-    </w:p>
-    <w:p>
-      <w:pPr>
-        <w:jc w:val="center"/>
-      </w:pPr>
-      <w:r>
-        <w:rPr>
-          <w:sz w:val="19"/>
-        </w:rPr>
-        <w:t>Samuel Solís — Scrum Master</w:t>
-      </w:r>
-    </w:p>
-    <w:p>
-      <w:pPr>
-        <w:jc w:val="center"/>
-      </w:pPr>
-      <w:r>
-        <w:rPr>
-          <w:sz w:val="19"/>
-        </w:rPr>
-        <w:t>Camilo González — Developer</w:t>
+        <w:t>Este documento desarrolla diagramas uml con evidencia del repositorio y referencias públicas. Distingue implementación, resultados históricos y mejoras pendientes.</w:t>
       </w:r>
     </w:p>
     <w:p>
@@ -313,352 +88,669 @@
         <w:pStyle w:val="Heading1"/>
       </w:pPr>
       <w:r>
-        <w:t>Control documental</w:t>
+        <w:t>Índice</w:t>
       </w:r>
     </w:p>
-    <w:tbl>
-      <w:tblPr>
-        <w:tblStyle w:val="TableGrid"/>
-        <w:tblW w:type="auto" w:w="0"/>
-        <w:jc w:val="center"/>
-        <w:tblLook w:firstColumn="1" w:firstRow="1" w:lastColumn="0" w:lastRow="0" w:noHBand="0" w:noVBand="1" w:val="04A0"/>
-      </w:tblPr>
-      <w:tblGrid>
-        <w:gridCol w:w="4929"/>
-        <w:gridCol w:w="4929"/>
-      </w:tblGrid>
-      <w:tr>
-        <w:trPr>
-          <w:tblHeader w:val="true"/>
-        </w:trPr>
-        <w:tc>
-          <w:tcPr>
-            <w:tcW w:type="dxa" w:w="2268"/>
-            <w:shd w:fill="17365D"/>
-            <w:tcMar>
-              <w:top w:w="80" w:type="dxa"/>
-              <w:start w:w="90" w:type="dxa"/>
-              <w:bottom w:w="80" w:type="dxa"/>
-              <w:end w:w="90" w:type="dxa"/>
-            </w:tcMar>
-          </w:tcPr>
-          <w:p>
-            <w:r>
-              <w:rPr>
-                <w:rFonts w:ascii="Arial" w:hAnsi="Arial"/>
-                <w:b/>
-                <w:color w:val="FFFFFF"/>
-                <w:sz w:val="18"/>
-              </w:rPr>
-              <w:t>Campo</w:t>
-            </w:r>
-          </w:p>
-        </w:tc>
-        <w:tc>
-          <w:tcPr>
-            <w:tcW w:type="dxa" w:w="6803"/>
-            <w:shd w:fill="17365D"/>
-            <w:tcMar>
-              <w:top w:w="80" w:type="dxa"/>
-              <w:start w:w="90" w:type="dxa"/>
-              <w:bottom w:w="80" w:type="dxa"/>
-              <w:end w:w="90" w:type="dxa"/>
-            </w:tcMar>
-          </w:tcPr>
-          <w:p>
-            <w:r>
-              <w:rPr>
-                <w:rFonts w:ascii="Arial" w:hAnsi="Arial"/>
-                <w:b/>
-                <w:color w:val="FFFFFF"/>
-                <w:sz w:val="18"/>
-              </w:rPr>
-              <w:t>Valor</w:t>
-            </w:r>
-          </w:p>
-        </w:tc>
-      </w:tr>
-      <w:tr>
-        <w:tc>
-          <w:tcPr>
-            <w:tcW w:type="dxa" w:w="2268"/>
-            <w:tcMar>
-              <w:top w:w="80" w:type="dxa"/>
-              <w:start w:w="90" w:type="dxa"/>
-              <w:bottom w:w="80" w:type="dxa"/>
-              <w:end w:w="90" w:type="dxa"/>
-            </w:tcMar>
-          </w:tcPr>
-          <w:p>
-            <w:r>
-              <w:rPr>
-                <w:rFonts w:ascii="Arial" w:hAnsi="Arial"/>
-                <w:sz w:val="18"/>
-              </w:rPr>
-              <w:t>Versión</w:t>
-            </w:r>
-          </w:p>
-        </w:tc>
-        <w:tc>
-          <w:tcPr>
-            <w:tcW w:type="dxa" w:w="6803"/>
-            <w:tcMar>
-              <w:top w:w="80" w:type="dxa"/>
-              <w:start w:w="90" w:type="dxa"/>
-              <w:bottom w:w="80" w:type="dxa"/>
-              <w:end w:w="90" w:type="dxa"/>
-            </w:tcMar>
-          </w:tcPr>
-          <w:p>
-            <w:r>
-              <w:rPr>
-                <w:rFonts w:ascii="Arial" w:hAnsi="Arial"/>
-                <w:sz w:val="18"/>
-              </w:rPr>
-              <w:t>2.0</w:t>
-            </w:r>
-          </w:p>
-        </w:tc>
-      </w:tr>
-      <w:tr>
-        <w:tc>
-          <w:tcPr>
-            <w:tcW w:type="dxa" w:w="2268"/>
-            <w:tcMar>
-              <w:top w:w="80" w:type="dxa"/>
-              <w:start w:w="90" w:type="dxa"/>
-              <w:bottom w:w="80" w:type="dxa"/>
-              <w:end w:w="90" w:type="dxa"/>
-            </w:tcMar>
-            <w:shd w:fill="F8FBFE"/>
-          </w:tcPr>
-          <w:p>
-            <w:r>
-              <w:rPr>
-                <w:rFonts w:ascii="Arial" w:hAnsi="Arial"/>
-                <w:sz w:val="18"/>
-              </w:rPr>
-              <w:t>Fecha</w:t>
-            </w:r>
-          </w:p>
-        </w:tc>
-        <w:tc>
-          <w:tcPr>
-            <w:tcW w:type="dxa" w:w="6803"/>
-            <w:tcMar>
-              <w:top w:w="80" w:type="dxa"/>
-              <w:start w:w="90" w:type="dxa"/>
-              <w:bottom w:w="80" w:type="dxa"/>
-              <w:end w:w="90" w:type="dxa"/>
-            </w:tcMar>
-            <w:shd w:fill="F8FBFE"/>
-          </w:tcPr>
-          <w:p>
-            <w:r>
-              <w:rPr>
-                <w:rFonts w:ascii="Arial" w:hAnsi="Arial"/>
-                <w:sz w:val="18"/>
-              </w:rPr>
-              <w:t>03-10-2026</w:t>
-            </w:r>
-          </w:p>
-        </w:tc>
-      </w:tr>
-      <w:tr>
-        <w:tc>
-          <w:tcPr>
-            <w:tcW w:type="dxa" w:w="2268"/>
-            <w:tcMar>
-              <w:top w:w="80" w:type="dxa"/>
-              <w:start w:w="90" w:type="dxa"/>
-              <w:bottom w:w="80" w:type="dxa"/>
-              <w:end w:w="90" w:type="dxa"/>
-            </w:tcMar>
-          </w:tcPr>
-          <w:p>
-            <w:r>
-              <w:rPr>
-                <w:rFonts w:ascii="Arial" w:hAnsi="Arial"/>
-                <w:sz w:val="18"/>
-              </w:rPr>
-              <w:t>Estado</w:t>
-            </w:r>
-          </w:p>
-        </w:tc>
-        <w:tc>
-          <w:tcPr>
-            <w:tcW w:type="dxa" w:w="6803"/>
-            <w:tcMar>
-              <w:top w:w="80" w:type="dxa"/>
-              <w:start w:w="90" w:type="dxa"/>
-              <w:bottom w:w="80" w:type="dxa"/>
-              <w:end w:w="90" w:type="dxa"/>
-            </w:tcMar>
-          </w:tcPr>
-          <w:p>
-            <w:r>
-              <w:rPr>
-                <w:rFonts w:ascii="Arial" w:hAnsi="Arial"/>
-                <w:sz w:val="18"/>
-              </w:rPr>
-              <w:t>Vigente</w:t>
-            </w:r>
-          </w:p>
-        </w:tc>
-      </w:tr>
-      <w:tr>
-        <w:tc>
-          <w:tcPr>
-            <w:tcW w:type="dxa" w:w="2268"/>
-            <w:tcMar>
-              <w:top w:w="80" w:type="dxa"/>
-              <w:start w:w="90" w:type="dxa"/>
-              <w:bottom w:w="80" w:type="dxa"/>
-              <w:end w:w="90" w:type="dxa"/>
-            </w:tcMar>
-            <w:shd w:fill="F8FBFE"/>
-          </w:tcPr>
-          <w:p>
-            <w:r>
-              <w:rPr>
-                <w:rFonts w:ascii="Arial" w:hAnsi="Arial"/>
-                <w:sz w:val="18"/>
-              </w:rPr>
-              <w:t>Metodología</w:t>
-            </w:r>
-          </w:p>
-        </w:tc>
-        <w:tc>
-          <w:tcPr>
-            <w:tcW w:type="dxa" w:w="6803"/>
-            <w:tcMar>
-              <w:top w:w="80" w:type="dxa"/>
-              <w:start w:w="90" w:type="dxa"/>
-              <w:bottom w:w="80" w:type="dxa"/>
-              <w:end w:w="90" w:type="dxa"/>
-            </w:tcMar>
-            <w:shd w:fill="F8FBFE"/>
-          </w:tcPr>
-          <w:p>
-            <w:r>
-              <w:rPr>
-                <w:rFonts w:ascii="Arial" w:hAnsi="Arial"/>
-                <w:sz w:val="18"/>
-              </w:rPr>
-              <w:t>Scrum</w:t>
-            </w:r>
-          </w:p>
-        </w:tc>
-      </w:tr>
-      <w:tr>
-        <w:tc>
-          <w:tcPr>
-            <w:tcW w:type="dxa" w:w="2268"/>
-            <w:tcMar>
-              <w:top w:w="80" w:type="dxa"/>
-              <w:start w:w="90" w:type="dxa"/>
-              <w:bottom w:w="80" w:type="dxa"/>
-              <w:end w:w="90" w:type="dxa"/>
-            </w:tcMar>
-          </w:tcPr>
-          <w:p>
-            <w:r>
-              <w:rPr>
-                <w:rFonts w:ascii="Arial" w:hAnsi="Arial"/>
-                <w:sz w:val="18"/>
-              </w:rPr>
-              <w:t>Herramienta de gestión</w:t>
-            </w:r>
-          </w:p>
-        </w:tc>
-        <w:tc>
-          <w:tcPr>
-            <w:tcW w:type="dxa" w:w="6803"/>
-            <w:tcMar>
-              <w:top w:w="80" w:type="dxa"/>
-              <w:start w:w="90" w:type="dxa"/>
-              <w:bottom w:w="80" w:type="dxa"/>
-              <w:end w:w="90" w:type="dxa"/>
-            </w:tcMar>
-          </w:tcPr>
-          <w:p>
-            <w:r>
-              <w:rPr>
-                <w:rFonts w:ascii="Arial" w:hAnsi="Arial"/>
-                <w:sz w:val="18"/>
-              </w:rPr>
-              <w:t>Trello</w:t>
-            </w:r>
-          </w:p>
-        </w:tc>
-      </w:tr>
-      <w:tr>
-        <w:tc>
-          <w:tcPr>
-            <w:tcW w:type="dxa" w:w="2268"/>
-            <w:tcMar>
-              <w:top w:w="80" w:type="dxa"/>
-              <w:start w:w="90" w:type="dxa"/>
-              <w:bottom w:w="80" w:type="dxa"/>
-              <w:end w:w="90" w:type="dxa"/>
-            </w:tcMar>
-            <w:shd w:fill="F8FBFE"/>
-          </w:tcPr>
-          <w:p>
-            <w:r>
-              <w:rPr>
-                <w:rFonts w:ascii="Arial" w:hAnsi="Arial"/>
-                <w:sz w:val="18"/>
-              </w:rPr>
-              <w:t>Fuente principal</w:t>
-            </w:r>
-          </w:p>
-        </w:tc>
-        <w:tc>
-          <w:tcPr>
-            <w:tcW w:type="dxa" w:w="6803"/>
-            <w:tcMar>
-              <w:top w:w="80" w:type="dxa"/>
-              <w:start w:w="90" w:type="dxa"/>
-              <w:bottom w:w="80" w:type="dxa"/>
-              <w:end w:w="90" w:type="dxa"/>
-            </w:tcMar>
-            <w:shd w:fill="F8FBFE"/>
-          </w:tcPr>
-          <w:p>
-            <w:r>
-              <w:rPr>
-                <w:rFonts w:ascii="Arial" w:hAnsi="Arial"/>
-                <w:sz w:val="18"/>
-              </w:rPr>
-              <w:t>docs/03_requisitos_diseno/UML/</w:t>
-            </w:r>
-          </w:p>
-        </w:tc>
-      </w:tr>
-    </w:tbl>
-    <w:p/>
+    <w:p>
+      <w:pPr>
+        <w:pStyle w:val="TOC1"/>
+      </w:pPr>
+      <w:r>
+        <w:fldChar w:fldCharType="begin"/>
+      </w:r>
+      <w:r>
+        <w:instrText xml:space="preserve"> TOC \o "1-2" \h \z \u </w:instrText>
+      </w:r>
+      <w:r>
+        <w:fldChar w:fldCharType="separate"/>
+      </w:r>
+      <w:hyperlink w:anchor="h1">
+        <w:r>
+          <w:rPr>
+            <w:color w:val="000000"/>
+          </w:rPr>
+          <w:t xml:space="preserve">1 Resumen ejecutivo</w:t>
+        </w:r>
+      </w:hyperlink>
+      <w:r>
+        <w:tab/>
+      </w:r>
+      <w:r>
+        <w:fldChar w:fldCharType="begin"/>
+      </w:r>
+      <w:r>
+        <w:instrText xml:space="preserve"> PAGEREF h1 \h </w:instrText>
+      </w:r>
+      <w:r>
+        <w:fldChar w:fldCharType="separate"/>
+      </w:r>
+      <w:r>
+        <w:t>3</w:t>
+      </w:r>
+      <w:r>
+        <w:fldChar w:fldCharType="end"/>
+      </w:r>
+    </w:p>
+    <w:p>
+      <w:pPr>
+        <w:pStyle w:val="TOC1"/>
+      </w:pPr>
+      <w:hyperlink w:anchor="h2">
+        <w:r>
+          <w:rPr>
+            <w:color w:val="000000"/>
+          </w:rPr>
+          <w:t xml:space="preserve">2 Introducción y criterios de modelado</w:t>
+        </w:r>
+      </w:hyperlink>
+      <w:r>
+        <w:tab/>
+      </w:r>
+      <w:r>
+        <w:fldChar w:fldCharType="begin"/>
+      </w:r>
+      <w:r>
+        <w:instrText xml:space="preserve"> PAGEREF h2 \h </w:instrText>
+      </w:r>
+      <w:r>
+        <w:fldChar w:fldCharType="separate"/>
+      </w:r>
+      <w:r>
+        <w:t>3</w:t>
+      </w:r>
+      <w:r>
+        <w:fldChar w:fldCharType="end"/>
+      </w:r>
+    </w:p>
+    <w:p>
+      <w:pPr>
+        <w:pStyle w:val="TOC1"/>
+      </w:pPr>
+      <w:hyperlink w:anchor="h3">
+        <w:r>
+          <w:rPr>
+            <w:color w:val="000000"/>
+          </w:rPr>
+          <w:t xml:space="preserve">3 Diagrama de casos de uso</w:t>
+        </w:r>
+      </w:hyperlink>
+      <w:r>
+        <w:tab/>
+      </w:r>
+      <w:r>
+        <w:fldChar w:fldCharType="begin"/>
+      </w:r>
+      <w:r>
+        <w:instrText xml:space="preserve"> PAGEREF h3 \h </w:instrText>
+      </w:r>
+      <w:r>
+        <w:fldChar w:fldCharType="separate"/>
+      </w:r>
+      <w:r>
+        <w:t>4</w:t>
+      </w:r>
+      <w:r>
+        <w:fldChar w:fldCharType="end"/>
+      </w:r>
+    </w:p>
+    <w:p>
+      <w:pPr>
+        <w:pStyle w:val="TOC1"/>
+      </w:pPr>
+      <w:hyperlink w:anchor="h4">
+        <w:r>
+          <w:rPr>
+            <w:color w:val="000000"/>
+          </w:rPr>
+          <w:t xml:space="preserve">4 Diagrama de clases conceptuales</w:t>
+        </w:r>
+      </w:hyperlink>
+      <w:r>
+        <w:tab/>
+      </w:r>
+      <w:r>
+        <w:fldChar w:fldCharType="begin"/>
+      </w:r>
+      <w:r>
+        <w:instrText xml:space="preserve"> PAGEREF h4 \h </w:instrText>
+      </w:r>
+      <w:r>
+        <w:fldChar w:fldCharType="separate"/>
+      </w:r>
+      <w:r>
+        <w:t>5</w:t>
+      </w:r>
+      <w:r>
+        <w:fldChar w:fldCharType="end"/>
+      </w:r>
+    </w:p>
+    <w:p>
+      <w:pPr>
+        <w:pStyle w:val="TOC1"/>
+      </w:pPr>
+      <w:hyperlink w:anchor="h5">
+        <w:r>
+          <w:rPr>
+            <w:color w:val="000000"/>
+          </w:rPr>
+          <w:t xml:space="preserve">5 Diagrama de componentes</w:t>
+        </w:r>
+      </w:hyperlink>
+      <w:r>
+        <w:tab/>
+      </w:r>
+      <w:r>
+        <w:fldChar w:fldCharType="begin"/>
+      </w:r>
+      <w:r>
+        <w:instrText xml:space="preserve"> PAGEREF h5 \h </w:instrText>
+      </w:r>
+      <w:r>
+        <w:fldChar w:fldCharType="separate"/>
+      </w:r>
+      <w:r>
+        <w:t>6</w:t>
+      </w:r>
+      <w:r>
+        <w:fldChar w:fldCharType="end"/>
+      </w:r>
+    </w:p>
+    <w:p>
+      <w:pPr>
+        <w:pStyle w:val="TOC1"/>
+      </w:pPr>
+      <w:hyperlink w:anchor="h6">
+        <w:r>
+          <w:rPr>
+            <w:color w:val="000000"/>
+          </w:rPr>
+          <w:t xml:space="preserve">6 Diagrama de secuencia de venta</w:t>
+        </w:r>
+      </w:hyperlink>
+      <w:r>
+        <w:tab/>
+      </w:r>
+      <w:r>
+        <w:fldChar w:fldCharType="begin"/>
+      </w:r>
+      <w:r>
+        <w:instrText xml:space="preserve"> PAGEREF h6 \h </w:instrText>
+      </w:r>
+      <w:r>
+        <w:fldChar w:fldCharType="separate"/>
+      </w:r>
+      <w:r>
+        <w:t>7</w:t>
+      </w:r>
+      <w:r>
+        <w:fldChar w:fldCharType="end"/>
+      </w:r>
+    </w:p>
+    <w:p>
+      <w:pPr>
+        <w:pStyle w:val="TOC1"/>
+      </w:pPr>
+      <w:hyperlink w:anchor="h7">
+        <w:r>
+          <w:rPr>
+            <w:color w:val="000000"/>
+          </w:rPr>
+          <w:t xml:space="preserve">7 Escenarios detallados de uso</w:t>
+        </w:r>
+      </w:hyperlink>
+      <w:r>
+        <w:tab/>
+      </w:r>
+      <w:r>
+        <w:fldChar w:fldCharType="begin"/>
+      </w:r>
+      <w:r>
+        <w:instrText xml:space="preserve"> PAGEREF h7 \h </w:instrText>
+      </w:r>
+      <w:r>
+        <w:fldChar w:fldCharType="separate"/>
+      </w:r>
+      <w:r>
+        <w:t>7</w:t>
+      </w:r>
+      <w:r>
+        <w:fldChar w:fldCharType="end"/>
+      </w:r>
+    </w:p>
+    <w:p>
+      <w:pPr>
+        <w:pStyle w:val="TOC2"/>
+      </w:pPr>
+      <w:hyperlink w:anchor="h8">
+        <w:r>
+          <w:rPr>
+            <w:color w:val="000000"/>
+          </w:rPr>
+          <w:t xml:space="preserve">7.1 CU01 Inicio de sesión</w:t>
+        </w:r>
+      </w:hyperlink>
+      <w:r>
+        <w:tab/>
+      </w:r>
+      <w:r>
+        <w:fldChar w:fldCharType="begin"/>
+      </w:r>
+      <w:r>
+        <w:instrText xml:space="preserve"> PAGEREF h8 \h </w:instrText>
+      </w:r>
+      <w:r>
+        <w:fldChar w:fldCharType="separate"/>
+      </w:r>
+      <w:r>
+        <w:t>7</w:t>
+      </w:r>
+      <w:r>
+        <w:fldChar w:fldCharType="end"/>
+      </w:r>
+    </w:p>
+    <w:p>
+      <w:pPr>
+        <w:pStyle w:val="TOC2"/>
+      </w:pPr>
+      <w:hyperlink w:anchor="h9">
+        <w:r>
+          <w:rPr>
+            <w:color w:val="000000"/>
+          </w:rPr>
+          <w:t xml:space="preserve">7.2 CU02 Registrar venta</w:t>
+        </w:r>
+      </w:hyperlink>
+      <w:r>
+        <w:tab/>
+      </w:r>
+      <w:r>
+        <w:fldChar w:fldCharType="begin"/>
+      </w:r>
+      <w:r>
+        <w:instrText xml:space="preserve"> PAGEREF h9 \h </w:instrText>
+      </w:r>
+      <w:r>
+        <w:fldChar w:fldCharType="separate"/>
+      </w:r>
+      <w:r>
+        <w:t>8</w:t>
+      </w:r>
+      <w:r>
+        <w:fldChar w:fldCharType="end"/>
+      </w:r>
+    </w:p>
+    <w:p>
+      <w:pPr>
+        <w:pStyle w:val="TOC2"/>
+      </w:pPr>
+      <w:hyperlink w:anchor="h10">
+        <w:r>
+          <w:rPr>
+            <w:color w:val="000000"/>
+          </w:rPr>
+          <w:t xml:space="preserve">7.3 CU03 Registrar venta fiada</w:t>
+        </w:r>
+      </w:hyperlink>
+      <w:r>
+        <w:tab/>
+      </w:r>
+      <w:r>
+        <w:fldChar w:fldCharType="begin"/>
+      </w:r>
+      <w:r>
+        <w:instrText xml:space="preserve"> PAGEREF h10 \h </w:instrText>
+      </w:r>
+      <w:r>
+        <w:fldChar w:fldCharType="separate"/>
+      </w:r>
+      <w:r>
+        <w:t>8</w:t>
+      </w:r>
+      <w:r>
+        <w:fldChar w:fldCharType="end"/>
+      </w:r>
+    </w:p>
+    <w:p>
+      <w:pPr>
+        <w:pStyle w:val="TOC2"/>
+      </w:pPr>
+      <w:hyperlink w:anchor="h11">
+        <w:r>
+          <w:rPr>
+            <w:color w:val="000000"/>
+          </w:rPr>
+          <w:t xml:space="preserve">7.4 CU04 Registrar abono</w:t>
+        </w:r>
+      </w:hyperlink>
+      <w:r>
+        <w:tab/>
+      </w:r>
+      <w:r>
+        <w:fldChar w:fldCharType="begin"/>
+      </w:r>
+      <w:r>
+        <w:instrText xml:space="preserve"> PAGEREF h11 \h </w:instrText>
+      </w:r>
+      <w:r>
+        <w:fldChar w:fldCharType="separate"/>
+      </w:r>
+      <w:r>
+        <w:t>8</w:t>
+      </w:r>
+      <w:r>
+        <w:fldChar w:fldCharType="end"/>
+      </w:r>
+    </w:p>
+    <w:p>
+      <w:pPr>
+        <w:pStyle w:val="TOC2"/>
+      </w:pPr>
+      <w:hyperlink w:anchor="h12">
+        <w:r>
+          <w:rPr>
+            <w:color w:val="000000"/>
+          </w:rPr>
+          <w:t xml:space="preserve">7.5 CU05 Recepcionar compra</w:t>
+        </w:r>
+      </w:hyperlink>
+      <w:r>
+        <w:tab/>
+      </w:r>
+      <w:r>
+        <w:fldChar w:fldCharType="begin"/>
+      </w:r>
+      <w:r>
+        <w:instrText xml:space="preserve"> PAGEREF h12 \h </w:instrText>
+      </w:r>
+      <w:r>
+        <w:fldChar w:fldCharType="separate"/>
+      </w:r>
+      <w:r>
+        <w:t>8</w:t>
+      </w:r>
+      <w:r>
+        <w:fldChar w:fldCharType="end"/>
+      </w:r>
+    </w:p>
+    <w:p>
+      <w:pPr>
+        <w:pStyle w:val="TOC2"/>
+      </w:pPr>
+      <w:hyperlink w:anchor="h13">
+        <w:r>
+          <w:rPr>
+            <w:color w:val="000000"/>
+          </w:rPr>
+          <w:t xml:space="preserve">7.6 CU06 Preparar venta con IA</w:t>
+        </w:r>
+      </w:hyperlink>
+      <w:r>
+        <w:tab/>
+      </w:r>
+      <w:r>
+        <w:fldChar w:fldCharType="begin"/>
+      </w:r>
+      <w:r>
+        <w:instrText xml:space="preserve"> PAGEREF h13 \h </w:instrText>
+      </w:r>
+      <w:r>
+        <w:fldChar w:fldCharType="separate"/>
+      </w:r>
+      <w:r>
+        <w:t>9</w:t>
+      </w:r>
+      <w:r>
+        <w:fldChar w:fldCharType="end"/>
+      </w:r>
+    </w:p>
+    <w:p>
+      <w:pPr>
+        <w:pStyle w:val="TOC2"/>
+      </w:pPr>
+      <w:hyperlink w:anchor="h14">
+        <w:r>
+          <w:rPr>
+            <w:color w:val="000000"/>
+          </w:rPr>
+          <w:t xml:space="preserve">7.7 CU07 Preparar factura con IA</w:t>
+        </w:r>
+      </w:hyperlink>
+      <w:r>
+        <w:tab/>
+      </w:r>
+      <w:r>
+        <w:fldChar w:fldCharType="begin"/>
+      </w:r>
+      <w:r>
+        <w:instrText xml:space="preserve"> PAGEREF h14 \h </w:instrText>
+      </w:r>
+      <w:r>
+        <w:fldChar w:fldCharType="separate"/>
+      </w:r>
+      <w:r>
+        <w:t>9</w:t>
+      </w:r>
+      <w:r>
+        <w:fldChar w:fldCharType="end"/>
+      </w:r>
+    </w:p>
+    <w:p>
+      <w:pPr>
+        <w:pStyle w:val="TOC2"/>
+      </w:pPr>
+      <w:hyperlink w:anchor="h15">
+        <w:r>
+          <w:rPr>
+            <w:color w:val="000000"/>
+          </w:rPr>
+          <w:t xml:space="preserve">7.8 CU08 Sincronizar venta pendiente</w:t>
+        </w:r>
+      </w:hyperlink>
+      <w:r>
+        <w:tab/>
+      </w:r>
+      <w:r>
+        <w:fldChar w:fldCharType="begin"/>
+      </w:r>
+      <w:r>
+        <w:instrText xml:space="preserve"> PAGEREF h15 \h </w:instrText>
+      </w:r>
+      <w:r>
+        <w:fldChar w:fldCharType="separate"/>
+      </w:r>
+      <w:r>
+        <w:t>9</w:t>
+      </w:r>
+      <w:r>
+        <w:fldChar w:fldCharType="end"/>
+      </w:r>
+    </w:p>
+    <w:p>
+      <w:pPr>
+        <w:pStyle w:val="TOC2"/>
+      </w:pPr>
+      <w:hyperlink w:anchor="h16">
+        <w:r>
+          <w:rPr>
+            <w:color w:val="000000"/>
+          </w:rPr>
+          <w:t xml:space="preserve">7.9 CU09 Cerrar caja</w:t>
+        </w:r>
+      </w:hyperlink>
+      <w:r>
+        <w:tab/>
+      </w:r>
+      <w:r>
+        <w:fldChar w:fldCharType="begin"/>
+      </w:r>
+      <w:r>
+        <w:instrText xml:space="preserve"> PAGEREF h16 \h </w:instrText>
+      </w:r>
+      <w:r>
+        <w:fldChar w:fldCharType="separate"/>
+      </w:r>
+      <w:r>
+        <w:t>9</w:t>
+      </w:r>
+      <w:r>
+        <w:fldChar w:fldCharType="end"/>
+      </w:r>
+    </w:p>
+    <w:p>
+      <w:pPr>
+        <w:pStyle w:val="TOC1"/>
+      </w:pPr>
+      <w:hyperlink w:anchor="h17">
+        <w:r>
+          <w:rPr>
+            <w:color w:val="000000"/>
+          </w:rPr>
+          <w:t xml:space="preserve">8 Verificación de consistencia</w:t>
+        </w:r>
+      </w:hyperlink>
+      <w:r>
+        <w:tab/>
+      </w:r>
+      <w:r>
+        <w:fldChar w:fldCharType="begin"/>
+      </w:r>
+      <w:r>
+        <w:instrText xml:space="preserve"> PAGEREF h17 \h </w:instrText>
+      </w:r>
+      <w:r>
+        <w:fldChar w:fldCharType="separate"/>
+      </w:r>
+      <w:r>
+        <w:t>10</w:t>
+      </w:r>
+      <w:r>
+        <w:fldChar w:fldCharType="end"/>
+      </w:r>
+    </w:p>
+    <w:p>
+      <w:pPr>
+        <w:pStyle w:val="TOC1"/>
+      </w:pPr>
+      <w:hyperlink w:anchor="h18">
+        <w:r>
+          <w:rPr>
+            <w:color w:val="000000"/>
+          </w:rPr>
+          <w:t xml:space="preserve">9 Conclusiones</w:t>
+        </w:r>
+      </w:hyperlink>
+      <w:r>
+        <w:tab/>
+      </w:r>
+      <w:r>
+        <w:fldChar w:fldCharType="begin"/>
+      </w:r>
+      <w:r>
+        <w:instrText xml:space="preserve"> PAGEREF h18 \h </w:instrText>
+      </w:r>
+      <w:r>
+        <w:fldChar w:fldCharType="separate"/>
+      </w:r>
+      <w:r>
+        <w:t>10</w:t>
+      </w:r>
+      <w:r>
+        <w:fldChar w:fldCharType="end"/>
+      </w:r>
+    </w:p>
+    <w:p>
+      <w:pPr>
+        <w:pStyle w:val="TOC1"/>
+      </w:pPr>
+      <w:hyperlink w:anchor="h19">
+        <w:r>
+          <w:rPr>
+            <w:color w:val="000000"/>
+          </w:rPr>
+          <w:t xml:space="preserve">10 Referencias y evidencia de la versión</w:t>
+        </w:r>
+      </w:hyperlink>
+      <w:r>
+        <w:tab/>
+      </w:r>
+      <w:r>
+        <w:fldChar w:fldCharType="begin"/>
+      </w:r>
+      <w:r>
+        <w:instrText xml:space="preserve"> PAGEREF h19 \h </w:instrText>
+      </w:r>
+      <w:r>
+        <w:fldChar w:fldCharType="separate"/>
+      </w:r>
+      <w:r>
+        <w:t>10</w:t>
+      </w:r>
+      <w:r>
+        <w:fldChar w:fldCharType="end"/>
+      </w:r>
+      <w:r>
+        <w:fldChar w:fldCharType="end"/>
+      </w:r>
+    </w:p>
+    <w:p>
+      <w:r>
+        <w:br w:type="page"/>
+      </w:r>
+    </w:p>
     <w:p>
       <w:pPr>
         <w:pStyle w:val="Heading1"/>
       </w:pPr>
+      <w:bookmarkStart w:id="1" w:name="h1"/>
       <w:r>
-        <w:t>1. Diagrama de casos de uso</w:t>
+        <w:t>1 Resumen ejecutivo</w:t>
+      </w:r>
+      <w:bookmarkEnd w:id="1"/>
+    </w:p>
+    <w:p>
+      <w:r>
+        <w:t>Este documento contiene diagramas de casos de uso, clases conceptuales, componentes y secuencia de venta. Sus figuras se construyen a partir de actores, paquetes, endpoints y esquema de Localito. El objetivo es explicar responsabilidades y relaciones, acompañando cada diagrama con escenarios y límites de interpretación.</w:t>
+      </w:r>
+    </w:p>
+    <w:p>
+      <w:pPr>
+        <w:pStyle w:val="Heading1"/>
+      </w:pPr>
+      <w:bookmarkStart w:id="2" w:name="h2"/>
+      <w:r>
+        <w:t>2 Introducción y criterios de modelado</w:t>
+      </w:r>
+      <w:bookmarkEnd w:id="2"/>
+    </w:p>
+    <w:p>
+      <w:r>
+        <w:t>UML ofrece notación para representar estructura y comportamiento de sistemas [R26]. La selección de estos diagramas responde a preguntas concretas: quién usa la solución, qué entidades relaciona, qué componentes colaboran y qué secuencia registra una venta. No se afirma que todos los tipos TypeScript sean clases instanciadas ni que un diagrama conceptual sustituya el SQL.</w:t>
       </w:r>
     </w:p>
     <w:p>
       <w:r>
-        <w:t>Resume las principales interacciones de Dueño, Vendedor y Administrador de plataforma con Localito.</w:t>
+        <w:t>Los modelos deben ser consistentes con Arquitectura y Modelo de Datos. La venta utiliza POST /sales según server.ts, aunque una fuente PlantUML anterior empleaba /ventas. Esta revisión corrige la representación y conserva la autenticación previa a la operación. La auditoría del endpoint se muestra después de persistir la venta.</w:t>
       </w:r>
     </w:p>
     <w:p>
       <w:pPr>
+        <w:pStyle w:val="Heading1"/>
+      </w:pPr>
+      <w:bookmarkStart w:id="3" w:name="h3"/>
+      <w:r>
+        <w:t>3 Diagrama de casos de uso</w:t>
+      </w:r>
+      <w:bookmarkEnd w:id="3"/>
+    </w:p>
+    <w:p>
+      <w:pPr>
+        <w:keepNext/>
         <w:jc w:val="center"/>
       </w:pPr>
       <w:r>
         <w:drawing>
           <wp:inline xmlns:a="http://schemas.openxmlformats.org/drawingml/2006/main" xmlns:pic="http://schemas.openxmlformats.org/drawingml/2006/picture">
-            <wp:extent cx="5760000" cy="8850438"/>
+            <wp:extent cx="6126480" cy="4904268"/>
             <wp:docPr id="1" name="Picture 1"/>
             <wp:cNvGraphicFramePr>
               <a:graphicFrameLocks noChangeAspect="1"/>
@@ -679,7 +771,7 @@
                   <pic:spPr>
                     <a:xfrm>
                       <a:off x="0" y="0"/>
-                      <a:ext cx="5760000" cy="8850438"/>
+                      <a:ext cx="6126480" cy="4904268"/>
                     </a:xfrm>
                     <a:prstGeom prst="rect"/>
                   </pic:spPr>
@@ -691,31 +783,43 @@
       </w:r>
     </w:p>
     <w:p>
+      <w:pPr>
+        <w:pStyle w:val="Caption"/>
+        <w:spacing w:after="200"/>
+      </w:pPr>
       <w:r>
-        <w:t>Fuente PlantUML: docs/03_requisitos_diseno/UML/Casos-de-Uso.puml</w:t>
+        <w:t>Figura 1. Actores y capacidades principales de Localito. Elaboración del equipo a partir del código y la configuración.</w:t>
+      </w:r>
+    </w:p>
+    <w:p>
+      <w:r>
+        <w:t>Dueño, vendedor y administrador de plataforma tienen responsabilidades diferentes. El dueño administra y revisa; el vendedor opera según permisos; el administrador gestiona negocios y planes. La asociación muestra participación, no autoriza automáticamente todos los endpoints de una categoría. Los permisos exactos se deben comprobar contra requireRoles y casos negativos.</w:t>
+      </w:r>
+    </w:p>
+    <w:p>
+      <w:r>
+        <w:t>Gestionar clientes y fiado agrupa varias operaciones. Deben descomponerse al probar creación, deuda, saldo y abono. La ayuda visual prepara información y no incluye ejecutar una venta de manera autónoma. Los proveedores externos actúan como servicios del backend y no como usuarios del comercio.</w:t>
       </w:r>
     </w:p>
     <w:p>
       <w:pPr>
         <w:pStyle w:val="Heading1"/>
       </w:pPr>
+      <w:bookmarkStart w:id="4" w:name="h4"/>
       <w:r>
-        <w:t>2. Diagrama de clases / dominio</w:t>
+        <w:t>4 Diagrama de clases conceptuales</w:t>
       </w:r>
-    </w:p>
-    <w:p>
-      <w:r>
-        <w:t>Representa las entidades de dominio y relaciones cardinales principales.</w:t>
-      </w:r>
+      <w:bookmarkEnd w:id="4"/>
     </w:p>
     <w:p>
       <w:pPr>
+        <w:keepNext/>
         <w:jc w:val="center"/>
       </w:pPr>
       <w:r>
         <w:drawing>
           <wp:inline xmlns:a="http://schemas.openxmlformats.org/drawingml/2006/main" xmlns:pic="http://schemas.openxmlformats.org/drawingml/2006/picture">
-            <wp:extent cx="5760000" cy="4501966"/>
+            <wp:extent cx="5848056" cy="5212080"/>
             <wp:docPr id="2" name="Picture 2"/>
             <wp:cNvGraphicFramePr>
               <a:graphicFrameLocks noChangeAspect="1"/>
@@ -736,7 +840,7 @@
                   <pic:spPr>
                     <a:xfrm>
                       <a:off x="0" y="0"/>
-                      <a:ext cx="5760000" cy="4501966"/>
+                      <a:ext cx="5848056" cy="5212080"/>
                     </a:xfrm>
                     <a:prstGeom prst="rect"/>
                   </pic:spPr>
@@ -748,31 +852,43 @@
       </w:r>
     </w:p>
     <w:p>
+      <w:pPr>
+        <w:pStyle w:val="Caption"/>
+        <w:spacing w:after="200"/>
+      </w:pPr>
       <w:r>
-        <w:t>Fuente PlantUML: docs/03_requisitos_diseno/UML/Diagrama-Clases.puml</w:t>
+        <w:t>Figura 2. Entidades y cardinalidades del núcleo de ventas y fiado. Elaboración del equipo a partir del código y la configuración.</w:t>
+      </w:r>
+    </w:p>
+    <w:p>
+      <w:r>
+        <w:t>Negocio relaciona registros de usuarios y operaciones. Venta mantiene sus detalles; Cliente relaciona cuentas fiadas; CuentaFiado relaciona abonos. Producto puede aparecer en varias líneas y movimientos. Las cardinalidades representan relaciones conceptuales uno a muchos y no significan que una venta vacía sea un resultado válido de negocio.</w:t>
+      </w:r>
+    </w:p>
+    <w:p>
+      <w:r>
+        <w:t>El modelo SQL completo contiene más tablas que la figura y conserva referencias opcionales. El diccionario documenta las condiciones exactas. Este diagrama se limita a un núcleo legible para explicar el escenario principal; compra y caja se desarrollan mediante descripción y tablas en los documentos especializados.</w:t>
       </w:r>
     </w:p>
     <w:p>
       <w:pPr>
         <w:pStyle w:val="Heading1"/>
       </w:pPr>
+      <w:bookmarkStart w:id="5" w:name="h5"/>
       <w:r>
-        <w:t>3. Diagrama de componentes</w:t>
+        <w:t>5 Diagrama de componentes</w:t>
       </w:r>
-    </w:p>
-    <w:p>
-      <w:r>
-        <w:t>Muestra frontend PWA, API, persistencia, servicios de IA y despliegue.</w:t>
-      </w:r>
+      <w:bookmarkEnd w:id="5"/>
     </w:p>
     <w:p>
       <w:pPr>
+        <w:keepNext/>
         <w:jc w:val="center"/>
       </w:pPr>
       <w:r>
         <w:drawing>
           <wp:inline xmlns:a="http://schemas.openxmlformats.org/drawingml/2006/main" xmlns:pic="http://schemas.openxmlformats.org/drawingml/2006/picture">
-            <wp:extent cx="5760000" cy="1377280"/>
+            <wp:extent cx="6126480" cy="4310513"/>
             <wp:docPr id="3" name="Picture 3"/>
             <wp:cNvGraphicFramePr>
               <a:graphicFrameLocks noChangeAspect="1"/>
@@ -781,7 +897,7 @@
               <a:graphicData uri="http://schemas.openxmlformats.org/drawingml/2006/picture">
                 <pic:pic>
                   <pic:nvPicPr>
-                    <pic:cNvPr id="0" name="componentes.png"/>
+                    <pic:cNvPr id="0" name="capas.png"/>
                     <pic:cNvPicPr/>
                   </pic:nvPicPr>
                   <pic:blipFill>
@@ -793,7 +909,7 @@
                   <pic:spPr>
                     <a:xfrm>
                       <a:off x="0" y="0"/>
-                      <a:ext cx="5760000" cy="1377280"/>
+                      <a:ext cx="6126480" cy="4310513"/>
                     </a:xfrm>
                     <a:prstGeom prst="rect"/>
                   </pic:spPr>
@@ -805,31 +921,43 @@
       </w:r>
     </w:p>
     <w:p>
+      <w:pPr>
+        <w:pStyle w:val="Caption"/>
+        <w:spacing w:after="200"/>
+      </w:pPr>
       <w:r>
-        <w:t>Fuente PlantUML: docs/03_requisitos_diseno/UML/Diagrama-Componentes.puml</w:t>
+        <w:t>Figura 3. Componentes por capa y dependencias de servicios. Elaboración del equipo a partir del código y la configuración.</w:t>
+      </w:r>
+    </w:p>
+    <w:p>
+      <w:r>
+        <w:t>React PWA invoca la API mediante HTTP JSON; la API valida identidad, reglas y persistencia. PostgreSQL conserva los datos y la visión externa se invoca desde backend. IndexedDB y localStorage corresponden a usos locales acotados. No existe dependencia inversa de PostgreSQL hacia componentes React.</w:t>
+      </w:r>
+    </w:p>
+    <w:p>
+      <w:r>
+        <w:t>El paquete shared se utiliza en construcción y tipos, no es una API desplegada. La vista de desarrollo de Arquitectura muestra esa relación. El despliegue serverless no convierte módulos internos en microservicios independientes.</w:t>
       </w:r>
     </w:p>
     <w:p>
       <w:pPr>
         <w:pStyle w:val="Heading1"/>
       </w:pPr>
+      <w:bookmarkStart w:id="6" w:name="h6"/>
       <w:r>
-        <w:t>4. Diagrama de secuencia — venta</w:t>
+        <w:t>6 Diagrama de secuencia de venta</w:t>
       </w:r>
-    </w:p>
-    <w:p>
-      <w:r>
-        <w:t>Describe el flujo de confirmación de una venta desde la PWA hasta PostgreSQL.</w:t>
-      </w:r>
+      <w:bookmarkEnd w:id="6"/>
     </w:p>
     <w:p>
       <w:pPr>
+        <w:keepNext/>
         <w:jc w:val="center"/>
       </w:pPr>
       <w:r>
         <w:drawing>
           <wp:inline xmlns:a="http://schemas.openxmlformats.org/drawingml/2006/main" xmlns:pic="http://schemas.openxmlformats.org/drawingml/2006/picture">
-            <wp:extent cx="5760000" cy="3512116"/>
+            <wp:extent cx="6126480" cy="4904268"/>
             <wp:docPr id="4" name="Picture 4"/>
             <wp:cNvGraphicFramePr>
               <a:graphicFrameLocks noChangeAspect="1"/>
@@ -838,7 +966,7 @@
               <a:graphicData uri="http://schemas.openxmlformats.org/drawingml/2006/picture">
                 <pic:pic>
                   <pic:nvPicPr>
-                    <pic:cNvPr id="0" name="secuencia_venta.png"/>
+                    <pic:cNvPr id="0" name="secuencia.png"/>
                     <pic:cNvPicPr/>
                   </pic:nvPicPr>
                   <pic:blipFill>
@@ -850,7 +978,7 @@
                   <pic:spPr>
                     <a:xfrm>
                       <a:off x="0" y="0"/>
-                      <a:ext cx="5760000" cy="3512116"/>
+                      <a:ext cx="6126480" cy="4904268"/>
                     </a:xfrm>
                     <a:prstGeom prst="rect"/>
                   </pic:spPr>
@@ -862,28 +990,430 @@
       </w:r>
     </w:p>
     <w:p>
+      <w:pPr>
+        <w:pStyle w:val="Caption"/>
+        <w:spacing w:after="200"/>
+      </w:pPr>
       <w:r>
-        <w:t>Fuente PlantUML: docs/03_requisitos_diseno/UML/Diagrama-Secuencia-Venta.puml</w:t>
+        <w:t>Figura 4. Secuencia y límites transaccionales de una venta. Elaboración del equipo a partir del código y la configuración.</w:t>
+      </w:r>
+    </w:p>
+    <w:p>
+      <w:r>
+        <w:t>El usuario confirma, la PWA envía la clave y el servidor valida sesión y negocio. El repositorio inicia transacción, consulta precios y stock bloqueando filas y persiste la operación. El commit confirma la venta; el endpoint registra auditoría por separado y responde. Si se produce un error, la recuperación debe verificar si la venta quedó confirmada antes de generar otro intento.</w:t>
+      </w:r>
+    </w:p>
+    <w:p>
+      <w:r>
+        <w:t>La figura muestra el caso satisfactorio y deja los alternativos descritos abajo. No agrega una invocación real a Webpay, Mercado Pago o SII. La caja relaciona operaciones y turnos según sus métodos; no se dibuja una actualización universal de cada tabla dentro de createSaleWithClient cuando el código no la realiza.</w:t>
       </w:r>
     </w:p>
     <w:p>
       <w:pPr>
         <w:pStyle w:val="Heading1"/>
       </w:pPr>
+      <w:bookmarkStart w:id="7" w:name="h7"/>
       <w:r>
-        <w:t>5. Criterio de consistencia</w:t>
+        <w:t>7 Escenarios detallados de uso</w:t>
+      </w:r>
+      <w:bookmarkEnd w:id="7"/>
+    </w:p>
+    <w:p>
+      <w:pPr>
+        <w:pStyle w:val="Heading2"/>
+      </w:pPr>
+      <w:bookmarkStart w:id="8" w:name="h8"/>
+      <w:r>
+        <w:t>7.1 CU01 Inicio de sesión</w:t>
+      </w:r>
+      <w:bookmarkEnd w:id="8"/>
+    </w:p>
+    <w:p>
+      <w:r>
+        <w:t>Actor. Dueño o vendedor.</w:t>
       </w:r>
     </w:p>
     <w:p>
       <w:r>
-        <w:t>Los diagramas son representaciones de apoyo. Ante cualquier diferencia de detalle, prevalecen el código, db/schema.sql y la documentación de estado actual.</w:t>
+        <w:t>Precondición. Cuenta de prueba registrada y backend accesible.</w:t>
+      </w:r>
+    </w:p>
+    <w:p>
+      <w:r>
+        <w:t>Flujo principal. Ingresar credenciales; API verifica contraseña; crea sesión; cliente recibe contexto.</w:t>
+      </w:r>
+    </w:p>
+    <w:p>
+      <w:r>
+        <w:t>Alternativas. Credencial incorrecta o sesión ausente impide operaciones; no mostrar hash al usuario.</w:t>
+      </w:r>
+    </w:p>
+    <w:p>
+      <w:r>
+        <w:t>Resultado a comprobar. Sesión y acceso al negocio permitido. La existencia del modelo no acredita ejecución del caso. Se relaciona con el catálogo de pruebas y con el requisito funcional correspondiente.</w:t>
+      </w:r>
+    </w:p>
+    <w:p>
+      <w:pPr>
+        <w:pStyle w:val="Heading2"/>
+      </w:pPr>
+      <w:bookmarkStart w:id="9" w:name="h9"/>
+      <w:r>
+        <w:t>7.2 CU02 Registrar venta</w:t>
+      </w:r>
+      <w:bookmarkEnd w:id="9"/>
+    </w:p>
+    <w:p>
+      <w:r>
+        <w:t>Actor. Vendedor.</w:t>
+      </w:r>
+    </w:p>
+    <w:p>
+      <w:r>
+        <w:t>Precondición. Catálogo, productos activos y cuenta autorizada.</w:t>
+      </w:r>
+    </w:p>
+    <w:p>
+      <w:r>
+        <w:t>Flujo principal. Agregar líneas; revisar ticket; elegir pago; enviar POST /sales; verificar persistencia.</w:t>
+      </w:r>
+    </w:p>
+    <w:p>
+      <w:r>
+        <w:t>Alternativas. Stock insuficiente o pagos incoherentes deben rechazar sin efecto parcial.</w:t>
+      </w:r>
+    </w:p>
+    <w:p>
+      <w:r>
+        <w:t>Resultado a comprobar. Venta y stock consistentes. La existencia del modelo no acredita ejecución del caso. Se relaciona con el catálogo de pruebas y con el requisito funcional correspondiente.</w:t>
+      </w:r>
+    </w:p>
+    <w:p>
+      <w:pPr>
+        <w:pStyle w:val="Heading2"/>
+      </w:pPr>
+      <w:bookmarkStart w:id="10" w:name="h10"/>
+      <w:r>
+        <w:t>7.3 CU03 Registrar venta fiada</w:t>
+      </w:r>
+      <w:bookmarkEnd w:id="10"/>
+    </w:p>
+    <w:p>
+      <w:r>
+        <w:t>Actor. Vendedor según permisos.</w:t>
+      </w:r>
+    </w:p>
+    <w:p>
+      <w:r>
+        <w:t>Precondición. Cliente activo y condición de crédito válida.</w:t>
+      </w:r>
+    </w:p>
+    <w:p>
+      <w:r>
+        <w:t>Flujo principal. Elegir cliente; preparar venta; seleccionar crédito o parte fiada; confirmar.</w:t>
+      </w:r>
+    </w:p>
+    <w:p>
+      <w:r>
+        <w:t>Alternativas. Cliente bloqueado, límite excedido o cliente ajeno se rechaza.</w:t>
+      </w:r>
+    </w:p>
+    <w:p>
+      <w:r>
+        <w:t>Resultado a comprobar. Cuenta de deuda relacionada a la operación. La existencia del modelo no acredita ejecución del caso. Se relaciona con el catálogo de pruebas y con el requisito funcional correspondiente.</w:t>
+      </w:r>
+    </w:p>
+    <w:p>
+      <w:pPr>
+        <w:pStyle w:val="Heading2"/>
+      </w:pPr>
+      <w:bookmarkStart w:id="11" w:name="h11"/>
+      <w:r>
+        <w:t>7.4 CU04 Registrar abono</w:t>
+      </w:r>
+      <w:bookmarkEnd w:id="11"/>
+    </w:p>
+    <w:p>
+      <w:r>
+        <w:t>Actor. Usuario autorizado.</w:t>
+      </w:r>
+    </w:p>
+    <w:p>
+      <w:r>
+        <w:t>Precondición. Cuenta pendiente del negocio.</w:t>
+      </w:r>
+    </w:p>
+    <w:p>
+      <w:r>
+        <w:t>Flujo principal. Consultar saldo; ingresar monto y método; enviar abono; revisar saldo.</w:t>
+      </w:r>
+    </w:p>
+    <w:p>
+      <w:r>
+        <w:t>Alternativas. Monto inválido o cuenta ajena no produce un abono.</w:t>
+      </w:r>
+    </w:p>
+    <w:p>
+      <w:r>
+        <w:t>Resultado a comprobar. Saldo y pago conservados. La existencia del modelo no acredita ejecución del caso. Se relaciona con el catálogo de pruebas y con el requisito funcional correspondiente.</w:t>
+      </w:r>
+    </w:p>
+    <w:p>
+      <w:pPr>
+        <w:pStyle w:val="Heading2"/>
+      </w:pPr>
+      <w:bookmarkStart w:id="12" w:name="h12"/>
+      <w:r>
+        <w:t>7.5 CU05 Recepcionar compra</w:t>
+      </w:r>
+      <w:bookmarkEnd w:id="12"/>
+    </w:p>
+    <w:p>
+      <w:r>
+        <w:t>Actor. Dueño.</w:t>
+      </w:r>
+    </w:p>
+    <w:p>
+      <w:r>
+        <w:t>Precondición. Proveedor y orden del negocio.</w:t>
+      </w:r>
+    </w:p>
+    <w:p>
+      <w:r>
+        <w:t>Flujo principal. Consultar pendientes; ingresar cantidades; validar; confirmar recepción.</w:t>
+      </w:r>
+    </w:p>
+    <w:p>
+      <w:r>
+        <w:t>Alternativas. Cantidad no autorizada o producto ajeno se rechaza.</w:t>
+      </w:r>
+    </w:p>
+    <w:p>
+      <w:r>
+        <w:t>Resultado a comprobar. Recepción y stock correspondientes. La existencia del modelo no acredita ejecución del caso. Se relaciona con el catálogo de pruebas y con el requisito funcional correspondiente.</w:t>
+      </w:r>
+    </w:p>
+    <w:p>
+      <w:pPr>
+        <w:pStyle w:val="Heading2"/>
+      </w:pPr>
+      <w:bookmarkStart w:id="13" w:name="h13"/>
+      <w:r>
+        <w:t>7.6 CU06 Preparar venta con IA</w:t>
+      </w:r>
+      <w:bookmarkEnd w:id="13"/>
+    </w:p>
+    <w:p>
+      <w:r>
+        <w:t>Actor. Vendedor.</w:t>
+      </w:r>
+    </w:p>
+    <w:p>
+      <w:r>
+        <w:t>Precondición. Catálogo y proveedor configurados con conectividad.</w:t>
+      </w:r>
+    </w:p>
+    <w:p>
+      <w:r>
+        <w:t>Flujo principal. Tomar imagen; API propone; revisar productos y cantidades; incorporar al ticket.</w:t>
+      </w:r>
+    </w:p>
+    <w:p>
+      <w:r>
+        <w:t>Alternativas. Proveedor falla o producto ambiguo requiere búsqueda manual.</w:t>
+      </w:r>
+    </w:p>
+    <w:p>
+      <w:r>
+        <w:t>Resultado a comprobar. Propuesta revisada sin venta automática. La existencia del modelo no acredita ejecución del caso. Se relaciona con el catálogo de pruebas y con el requisito funcional correspondiente.</w:t>
+      </w:r>
+    </w:p>
+    <w:p>
+      <w:pPr>
+        <w:pStyle w:val="Heading2"/>
+      </w:pPr>
+      <w:bookmarkStart w:id="14" w:name="h14"/>
+      <w:r>
+        <w:t>7.7 CU07 Preparar factura con IA</w:t>
+      </w:r>
+      <w:bookmarkEnd w:id="14"/>
+    </w:p>
+    <w:p>
+      <w:r>
+        <w:t>Actor. Dueño.</w:t>
+      </w:r>
+    </w:p>
+    <w:p>
+      <w:r>
+        <w:t>Precondición. Imagen de prueba y proveedor remoto configurado.</w:t>
+      </w:r>
+    </w:p>
+    <w:p>
+      <w:r>
+        <w:t>Flujo principal. Capturar; obtener líneas; revisar costo y cantidades; confirmar por flujo de importación.</w:t>
+      </w:r>
+    </w:p>
+    <w:p>
+      <w:r>
+        <w:t>Alternativas. Respuesta inválida conserva estado sin recepción automática.</w:t>
+      </w:r>
+    </w:p>
+    <w:p>
+      <w:r>
+        <w:t>Resultado a comprobar. Datos revisados para operación de mercadería. La existencia del modelo no acredita ejecución del caso. Se relaciona con el catálogo de pruebas y con el requisito funcional correspondiente.</w:t>
+      </w:r>
+    </w:p>
+    <w:p>
+      <w:pPr>
+        <w:pStyle w:val="Heading2"/>
+      </w:pPr>
+      <w:bookmarkStart w:id="15" w:name="h15"/>
+      <w:r>
+        <w:t>7.8 CU08 Sincronizar venta pendiente</w:t>
+      </w:r>
+      <w:bookmarkEnd w:id="15"/>
+    </w:p>
+    <w:p>
+      <w:r>
+        <w:t>Actor. Vendedor.</w:t>
+      </w:r>
+    </w:p>
+    <w:p>
+      <w:r>
+        <w:t>Precondición. Cola de la cuenta actual y clave original.</w:t>
+      </w:r>
+    </w:p>
+    <w:p>
+      <w:r>
+        <w:t>Flujo principal. Restaurar red; enviar pendiente; comprobar venta; retirar entrada aceptada.</w:t>
+      </w:r>
+    </w:p>
+    <w:p>
+      <w:r>
+        <w:t>Alternativas. Rechazo permanente se conserva; cambio de sesión detiene envío.</w:t>
+      </w:r>
+    </w:p>
+    <w:p>
+      <w:r>
+        <w:t>Resultado a comprobar. Cola y estado del servidor coherentes. La existencia del modelo no acredita ejecución del caso. Se relaciona con el catálogo de pruebas y con el requisito funcional correspondiente.</w:t>
+      </w:r>
+    </w:p>
+    <w:p>
+      <w:pPr>
+        <w:pStyle w:val="Heading2"/>
+      </w:pPr>
+      <w:bookmarkStart w:id="16" w:name="h16"/>
+      <w:r>
+        <w:t>7.9 CU09 Cerrar caja</w:t>
+      </w:r>
+      <w:bookmarkEnd w:id="16"/>
+    </w:p>
+    <w:p>
+      <w:r>
+        <w:t>Actor. Usuario autorizado.</w:t>
+      </w:r>
+    </w:p>
+    <w:p>
+      <w:r>
+        <w:t>Precondición. Sesión abierta y pendientes revisados.</w:t>
+      </w:r>
+    </w:p>
+    <w:p>
+      <w:r>
+        <w:t>Flujo principal. Consultar esperado; contar efectivo; registrar diferencia y motivo; confirmar.</w:t>
+      </w:r>
+    </w:p>
+    <w:p>
+      <w:r>
+        <w:t>Alternativas. Falta de motivo cuando hay diferencia o pendientes requiere resolución.</w:t>
+      </w:r>
+    </w:p>
+    <w:p>
+      <w:r>
+        <w:t>Resultado a comprobar. Sesión cerrada con valores auditables. La existencia del modelo no acredita ejecución del caso. Se relaciona con el catálogo de pruebas y con el requisito funcional correspondiente.</w:t>
+      </w:r>
+    </w:p>
+    <w:p>
+      <w:pPr>
+        <w:pStyle w:val="Heading1"/>
+      </w:pPr>
+      <w:bookmarkStart w:id="17" w:name="h17"/>
+      <w:r>
+        <w:t>8 Verificación de consistencia</w:t>
+      </w:r>
+      <w:bookmarkEnd w:id="17"/>
+    </w:p>
+    <w:p>
+      <w:r>
+        <w:t>Se revisó que los actores correspondan a los roles, que los componentes correspondan a carpetas y servicios y que la secuencia use el endpoint y las reglas reales. Las figuras son elaboración propia. La validación operacional necesita ejecutar los casos y observar datos; la revisión del diagrama no sustituye esas pruebas.</w:t>
+      </w:r>
+    </w:p>
+    <w:p>
+      <w:pPr>
+        <w:pStyle w:val="Heading1"/>
+      </w:pPr>
+      <w:bookmarkStart w:id="18" w:name="h18"/>
+      <w:r>
+        <w:t>9 Conclusiones</w:t>
+      </w:r>
+      <w:bookmarkEnd w:id="18"/>
+    </w:p>
+    <w:p>
+      <w:r>
+        <w:t>Los diagramas complementan las explicaciones de arquitectura y requisitos con representaciones legibles. Su aporte se sostiene en el vínculo con entidades, módulos y operaciones reales, manteniendo explícito el alcance conceptual y el estado de verificación.</w:t>
+      </w:r>
+    </w:p>
+    <w:p>
+      <w:pPr>
+        <w:pStyle w:val="Heading1"/>
+      </w:pPr>
+      <w:bookmarkStart w:id="19" w:name="h19"/>
+      <w:r>
+        <w:t>10 Referencias y evidencia de la versión</w:t>
+      </w:r>
+      <w:bookmarkEnd w:id="19"/>
+    </w:p>
+    <w:p>
+      <w:r>
+        <w:t>Las referencias externas fundamentan conceptos y organización. La descripción específica de Localito procede del repositorio. Se consultaron fuentes públicas el 03 de octubre de 2026. Las fichas públicas ISO se utilizan para alcance y orientación, sin atribuir acceso al texto normativo completo ni conformidad certificada.</w:t>
+      </w:r>
+    </w:p>
+    <w:p>
+      <w:r>
+        <w:t xml:space="preserve">[R26] Object Management Group 2017. Unified Modeling Language 2.5.1. </w:t>
+      </w:r>
+      <w:hyperlink r:id="rId15">
+        <w:r>
+          <w:rPr>
+            <w:color w:val="000000"/>
+          </w:rPr>
+          <w:t xml:space="preserve">https://www.omg.org/spec/UML/2.5.1/About-UML</w:t>
+        </w:r>
+      </w:hyperlink>
+    </w:p>
+    <w:p>
+      <w:r>
+        <w:t xml:space="preserve">[P] Equipo Localito. Repositorio LocalitoSaaS. Commit base 05a6f34b749cdc97dd560d91bb9be057a1197fbf. </w:t>
+      </w:r>
+      <w:hyperlink r:id="rId16">
+        <w:r>
+          <w:rPr>
+            <w:color w:val="000000"/>
+          </w:rPr>
+          <w:t xml:space="preserve">https://github.com/CamiloGonzalezSt/LocalitoSaaS/tree/05a6f34b749cdc97dd560d91bb9be057a1197fbf</w:t>
+        </w:r>
+      </w:hyperlink>
+    </w:p>
+    <w:p>
+      <w:r>
+        <w:t>Fuentes internas revisadas: README.md; package.json y manifests de apps; apps/api/src/server.ts, repository.ts y auth.ts; db/schema.sql; apps/web/src/lib/offline.ts y workspaceCache.ts; docs de requisitos, calidad, operación y Scrum. La revisión es documental y estática. No crea resultados de pruebas funcionales, reuniones ni aceptación de usuario.</w:t>
       </w:r>
     </w:p>
     <w:sectPr>
       <w:headerReference w:type="default" r:id="rId9"/>
       <w:footerReference w:type="default" r:id="rId10"/>
       <w:pgSz w:w="12240" w:h="15840"/>
-      <w:pgMar w:top="1134" w:right="1191" w:bottom="1020" w:left="1191" w:header="720" w:footer="720" w:gutter="0"/>
+      <w:pgMar w:top="1195" w:right="1296" w:bottom="1195" w:left="1296" w:header="518" w:footer="518" w:gutter="0"/>
       <w:cols w:space="720"/>
       <w:docGrid w:linePitch="360"/>
     </w:sectPr>
@@ -896,19 +1426,42 @@
   <w:p>
     <w:pPr>
       <w:pStyle w:val="Footer"/>
-      <w:jc w:val="center"/>
+      <w:jc w:val="right"/>
     </w:pPr>
     <w:r>
       <w:rPr>
-        <w:rFonts w:ascii="Arial" w:hAnsi="Arial"/>
-        <w:color w:val="777777"/>
-        <w:sz w:val="16"/>
-      </w:rPr>
-      <w:t xml:space="preserve">Documento académico y técnico · Actualizado 03-10-2026 · Página </w:t>
+        <w:sz w:val="18"/>
+      </w:rPr>
+      <w:t xml:space="preserve">Página </w:t>
     </w:r>
     <w:r>
+      <w:rPr>
+        <w:sz w:val="18"/>
+      </w:rPr>
       <w:fldChar w:fldCharType="begin"/>
+    </w:r>
+    <w:r>
+      <w:rPr>
+        <w:sz w:val="18"/>
+      </w:rPr>
       <w:instrText xml:space="preserve"> PAGE </w:instrText>
+    </w:r>
+    <w:r>
+      <w:rPr>
+        <w:sz w:val="18"/>
+      </w:rPr>
+      <w:fldChar w:fldCharType="separate"/>
+    </w:r>
+    <w:r>
+      <w:rPr>
+        <w:sz w:val="18"/>
+      </w:rPr>
+      <w:t>1</w:t>
+    </w:r>
+    <w:r>
+      <w:rPr>
+        <w:sz w:val="18"/>
+      </w:rPr>
       <w:fldChar w:fldCharType="end"/>
     </w:r>
   </w:p>
@@ -919,16 +1472,14 @@
 <w:hdr xmlns:m="http://schemas.openxmlformats.org/officeDocument/2006/math" xmlns:mc="http://schemas.openxmlformats.org/markup-compatibility/2006" xmlns:mo="http://schemas.microsoft.com/office/mac/office/2008/main" xmlns:mv="urn:schemas-microsoft-com:mac:vml" xmlns:o="urn:schemas-microsoft-com:office:office" xmlns:r="http://schemas.openxmlformats.org/officeDocument/2006/relationships" xmlns:v="urn:schemas-microsoft-com:vml" xmlns:w10="urn:schemas-microsoft-com:office:word" xmlns:w14="http://schemas.microsoft.com/office/word/2010/wordml" xmlns:w="http://schemas.openxmlformats.org/wordprocessingml/2006/main" xmlns:wne="http://schemas.microsoft.com/office/word/2006/wordml" xmlns:wp14="http://schemas.microsoft.com/office/word/2010/wordprocessingDrawing" xmlns:wp="http://schemas.openxmlformats.org/drawingml/2006/wordprocessingDrawing" xmlns:wpc="http://schemas.microsoft.com/office/word/2010/wordprocessingCanvas" xmlns:wpg="http://schemas.microsoft.com/office/word/2010/wordprocessingGroup" xmlns:wpi="http://schemas.microsoft.com/office/word/2010/wordprocessingInk" xmlns:wps="http://schemas.microsoft.com/office/word/2010/wordprocessingShape" mc:Ignorable="w14 wp14">
   <w:p>
     <w:pPr>
-      <w:pStyle w:val="Header"/>
-      <w:jc w:val="right"/>
+      <w:spacing w:after="0"/>
     </w:pPr>
     <w:r>
       <w:rPr>
-        <w:rFonts w:ascii="Arial" w:hAnsi="Arial"/>
-        <w:color w:val="6B6B6B"/>
+        <w:color w:val="000000"/>
         <w:sz w:val="16"/>
       </w:rPr>
-      <w:t>LOCALITO  |  Capstone 2026  |  Ingeniería en Informática</w:t>
+      <w:t>LOCALITO   |   Diagramas UML</w:t>
     </w:r>
   </w:p>
 </w:hdr>
@@ -1298,12 +1849,13 @@
     <w:qFormat/>
     <w:rsid w:val="00FC693F"/>
     <w:pPr>
-      <w:spacing w:after="100" w:line="259" w:lineRule="auto"/>
+      <w:widowControl/>
+      <w:spacing w:after="140" w:line="274" w:lineRule="auto"/>
     </w:pPr>
     <w:rPr>
-      <w:rFonts w:ascii="Arial" w:hAnsi="Arial"/>
-      <w:color w:val="1F1F1F"/>
-      <w:sz w:val="21"/>
+      <w:rFonts w:ascii="Calibri" w:hAnsi="Calibri"/>
+      <w:color w:val="000000"/>
+      <w:sz w:val="22"/>
     </w:rPr>
   </w:style>
   <w:style w:type="paragraph" w:styleId="Header">
@@ -1361,15 +1913,15 @@
     <w:pPr>
       <w:keepNext/>
       <w:keepLines/>
-      <w:spacing w:before="200" w:after="100"/>
+      <w:spacing w:before="300" w:after="140"/>
       <w:outlineLvl w:val="0"/>
     </w:pPr>
     <w:rPr>
-      <w:rFonts w:asciiTheme="majorHAnsi" w:eastAsiaTheme="majorEastAsia" w:hAnsiTheme="majorHAnsi" w:cstheme="majorBidi" w:ascii="Arial" w:hAnsi="Arial"/>
+      <w:rFonts w:asciiTheme="majorHAnsi" w:eastAsiaTheme="majorEastAsia" w:hAnsiTheme="majorHAnsi" w:cstheme="majorBidi" w:ascii="Calibri" w:hAnsi="Calibri"/>
       <w:b/>
       <w:bCs/>
-      <w:color w:val="17365D"/>
-      <w:sz w:val="32"/>
+      <w:color w:val="000000"/>
+      <w:sz w:val="30"/>
       <w:szCs w:val="28"/>
     </w:rPr>
   </w:style>
@@ -1385,15 +1937,15 @@
     <w:pPr>
       <w:keepNext/>
       <w:keepLines/>
-      <w:spacing w:before="200" w:after="100"/>
+      <w:spacing w:before="200" w:after="140"/>
       <w:outlineLvl w:val="1"/>
     </w:pPr>
     <w:rPr>
-      <w:rFonts w:asciiTheme="majorHAnsi" w:eastAsiaTheme="majorEastAsia" w:hAnsiTheme="majorHAnsi" w:cstheme="majorBidi" w:ascii="Arial" w:hAnsi="Arial"/>
+      <w:rFonts w:asciiTheme="majorHAnsi" w:eastAsiaTheme="majorEastAsia" w:hAnsiTheme="majorHAnsi" w:cstheme="majorBidi" w:ascii="Calibri" w:hAnsi="Calibri"/>
       <w:b/>
       <w:bCs/>
-      <w:color w:val="2F5597"/>
-      <w:sz w:val="26"/>
+      <w:color w:val="000000"/>
+      <w:sz w:val="24"/>
       <w:szCs w:val="26"/>
     </w:rPr>
   </w:style>
@@ -1409,15 +1961,15 @@
     <w:pPr>
       <w:keepNext/>
       <w:keepLines/>
-      <w:spacing w:before="200" w:after="100"/>
+      <w:spacing w:before="200" w:after="140"/>
       <w:outlineLvl w:val="2"/>
     </w:pPr>
     <w:rPr>
-      <w:rFonts w:asciiTheme="majorHAnsi" w:eastAsiaTheme="majorEastAsia" w:hAnsiTheme="majorHAnsi" w:cstheme="majorBidi" w:ascii="Arial" w:hAnsi="Arial"/>
+      <w:rFonts w:asciiTheme="majorHAnsi" w:eastAsiaTheme="majorEastAsia" w:hAnsiTheme="majorHAnsi" w:cstheme="majorBidi" w:ascii="Calibri" w:hAnsi="Calibri"/>
       <w:b/>
       <w:bCs/>
-      <w:color w:val="2F5597"/>
-      <w:sz w:val="23"/>
+      <w:color w:val="000000"/>
+      <w:sz w:val="22"/>
     </w:rPr>
   </w:style>
   <w:style w:type="paragraph" w:styleId="Heading4">
@@ -1648,19 +2200,17 @@
     <w:qFormat/>
     <w:rsid w:val="00FC693F"/>
     <w:pPr>
-      <w:pBdr>
-        <w:bottom w:val="single" w:sz="8" w:space="4" w:color="4F81BD" w:themeColor="accent1"/>
-      </w:pBdr>
-      <w:spacing w:after="100" w:line="240" w:lineRule="auto" w:before="0"/>
+      <w:keepNext/>
+      <w:spacing w:after="140" w:line="240" w:lineRule="auto" w:before="200"/>
       <w:contextualSpacing/>
     </w:pPr>
     <w:rPr>
-      <w:rFonts w:asciiTheme="majorHAnsi" w:eastAsiaTheme="majorEastAsia" w:hAnsiTheme="majorHAnsi" w:cstheme="majorBidi" w:ascii="Arial" w:hAnsi="Arial"/>
+      <w:rFonts w:asciiTheme="majorHAnsi" w:eastAsiaTheme="majorEastAsia" w:hAnsiTheme="majorHAnsi" w:cstheme="majorBidi" w:ascii="Calibri" w:hAnsi="Calibri"/>
       <w:b/>
-      <w:color w:val="17365D"/>
+      <w:color w:val="000000"/>
       <w:spacing w:val="5"/>
       <w:kern w:val="28"/>
-      <w:sz w:val="48"/>
+      <w:sz w:val="52"/>
       <w:szCs w:val="52"/>
     </w:rPr>
   </w:style>
@@ -1688,15 +2238,18 @@
     <w:qFormat/>
     <w:rsid w:val="00FC693F"/>
     <w:pPr>
+      <w:keepNext/>
       <w:numPr>
         <w:ilvl w:val="1"/>
       </w:numPr>
+      <w:spacing w:before="200" w:after="140"/>
     </w:pPr>
     <w:rPr>
-      <w:rFonts w:asciiTheme="majorHAnsi" w:eastAsiaTheme="majorEastAsia" w:hAnsiTheme="majorHAnsi" w:cstheme="majorBidi"/>
+      <w:rFonts w:asciiTheme="majorHAnsi" w:eastAsiaTheme="majorEastAsia" w:hAnsiTheme="majorHAnsi" w:cstheme="majorBidi" w:ascii="Calibri" w:hAnsi="Calibri"/>
+      <w:b w:val="0"/>
       <w:i/>
       <w:iCs/>
-      <w:color w:val="4F81BD" w:themeColor="accent1"/>
+      <w:color w:val="000000"/>
       <w:spacing w:val="15"/>
       <w:sz w:val="24"/>
       <w:szCs w:val="24"/>
@@ -2098,10 +2651,11 @@
       <w:spacing w:line="240" w:lineRule="auto"/>
     </w:pPr>
     <w:rPr>
+      <w:rFonts w:ascii="Calibri" w:hAnsi="Calibri"/>
       <w:b/>
       <w:bCs/>
-      <w:color w:val="4F81BD" w:themeColor="accent1"/>
-      <w:sz w:val="18"/>
+      <w:color w:val="000000"/>
+      <w:sz w:val="19"/>
       <w:szCs w:val="18"/>
     </w:rPr>
   </w:style>
@@ -2136,9 +2690,6 @@
     <w:qFormat/>
     <w:rsid w:val="00FC693F"/>
     <w:pPr>
-      <w:pBdr>
-        <w:bottom w:val="single" w:sz="4" w:space="4" w:color="4F81BD" w:themeColor="accent1"/>
-      </w:pBdr>
       <w:spacing w:before="200" w:after="280"/>
       <w:ind w:left="936" w:right="936"/>
     </w:pPr>
@@ -12990,14 +13541,44 @@
       </w:tcPr>
     </w:tblStylePr>
   </w:style>
-  <w:style w:type="paragraph" w:customStyle="1" w:styleId="CodeBlock">
-    <w:name w:val="Code Block"/>
-    <w:pPr>
-      <w:spacing w:after="0"/>
-      <w:ind w:left="142" w:right="142"/>
+  <w:style w:type="paragraph" w:customStyle="1" w:styleId="TOC1">
+    <w:name w:val="TOC 1"/>
+    <w:pPr>
+      <w:tabs>
+        <w:tab w:pos="9648" w:val="right" w:leader="dot"/>
+      </w:tabs>
+      <w:spacing w:after="100" w:line="254" w:lineRule="auto"/>
+      <w:ind w:left="0"/>
     </w:pPr>
     <w:rPr>
-      <w:rFonts w:ascii="Consolas" w:hAnsi="Consolas"/>
+      <w:rFonts w:ascii="Calibri" w:hAnsi="Calibri"/>
+      <w:color w:val="000000"/>
+      <w:sz w:val="21"/>
+    </w:rPr>
+  </w:style>
+  <w:style w:type="paragraph" w:customStyle="1" w:styleId="TOC2">
+    <w:name w:val="TOC 2"/>
+    <w:pPr>
+      <w:tabs>
+        <w:tab w:pos="9648" w:val="right" w:leader="dot"/>
+      </w:tabs>
+      <w:spacing w:after="100" w:line="254" w:lineRule="auto"/>
+      <w:ind w:left="274"/>
+    </w:pPr>
+    <w:rPr>
+      <w:rFonts w:ascii="Calibri" w:hAnsi="Calibri"/>
+      <w:color w:val="000000"/>
+      <w:sz w:val="21"/>
+    </w:rPr>
+  </w:style>
+  <w:style w:type="paragraph" w:customStyle="1" w:styleId="Code">
+    <w:name w:val="Code"/>
+    <w:pPr>
+      <w:widowControl/>
+      <w:spacing w:line="252" w:lineRule="auto" w:after="40" w:before="0"/>
+    </w:pPr>
+    <w:rPr>
+      <w:rFonts w:ascii="DejaVu Sans Mono" w:hAnsi="DejaVu Sans Mono"/>
       <w:sz w:val="17"/>
     </w:rPr>
   </w:style>

--- a/entregables/evaluacion_profesor/Diagramas_UML_Localito.docx
+++ b/entregables/evaluacion_profesor/Diagramas_UML_Localito.docx
@@ -65,9 +65,9 @@
     </w:p>
     <w:p>
       <w:r>
-        <w:t>Versión documental revisada</w:t>
+        <w:t>Revisión documental 04 de octubre de 2026</w:t>
         <w:br/>
-        <w:t>Corte del proyecto 03 de octubre de 2026</w:t>
+        <w:t>Estados de Scrum al 03 de octubre de 2026</w:t>
       </w:r>
     </w:p>
     <w:p>
@@ -636,7 +636,7 @@
           <w:rPr>
             <w:color w:val="000000"/>
           </w:rPr>
-          <w:t xml:space="preserve">9 Conclusiones</w:t>
+          <w:t xml:space="preserve">9 Evidencias relacionadas con esta versión</w:t>
         </w:r>
       </w:hyperlink>
       <w:r>
@@ -667,7 +667,7 @@
           <w:rPr>
             <w:color w:val="000000"/>
           </w:rPr>
-          <w:t xml:space="preserve">10 Referencias y evidencia de la versión</w:t>
+          <w:t xml:space="preserve">10 Conclusiones</w:t>
         </w:r>
       </w:hyperlink>
       <w:r>
@@ -678,6 +678,37 @@
       </w:r>
       <w:r>
         <w:instrText xml:space="preserve"> PAGEREF h19 \h </w:instrText>
+      </w:r>
+      <w:r>
+        <w:fldChar w:fldCharType="separate"/>
+      </w:r>
+      <w:r>
+        <w:t>10</w:t>
+      </w:r>
+      <w:r>
+        <w:fldChar w:fldCharType="end"/>
+      </w:r>
+    </w:p>
+    <w:p>
+      <w:pPr>
+        <w:pStyle w:val="TOC1"/>
+      </w:pPr>
+      <w:hyperlink w:anchor="h20">
+        <w:r>
+          <w:rPr>
+            <w:color w:val="000000"/>
+          </w:rPr>
+          <w:t xml:space="preserve">11 Referencias</w:t>
+        </w:r>
+      </w:hyperlink>
+      <w:r>
+        <w:tab/>
+      </w:r>
+      <w:r>
+        <w:fldChar w:fldCharType="begin"/>
+      </w:r>
+      <w:r>
+        <w:instrText xml:space="preserve"> PAGEREF h20 \h </w:instrText>
       </w:r>
       <w:r>
         <w:fldChar w:fldCharType="separate"/>
@@ -724,7 +755,7 @@
     </w:p>
     <w:p>
       <w:r>
-        <w:t>UML ofrece notación para representar estructura y comportamiento de sistemas [R26]. La selección de estos diagramas responde a preguntas concretas: quién usa la solución, qué entidades relaciona, qué componentes colaboran y qué secuencia registra una venta. No se afirma que todos los tipos TypeScript sean clases instanciadas ni que un diagrama conceptual sustituya el SQL.</w:t>
+        <w:t>UML ofrece notación para representar estructura y comportamiento de sistemas (Object Management Group, 2017). La selección de estos diagramas responde a preguntas concretas: quién usa la solución, qué entidades relaciona, qué componentes colaboran y qué secuencia registra una venta. No se afirma que todos los tipos TypeScript sean clases instanciadas ni que un diagrama conceptual sustituya el SQL.</w:t>
       </w:r>
     </w:p>
     <w:p>
@@ -1354,9 +1385,24 @@
       </w:pPr>
       <w:bookmarkStart w:id="18" w:name="h18"/>
       <w:r>
-        <w:t>9 Conclusiones</w:t>
+        <w:t>9 Evidencias relacionadas con esta versión</w:t>
       </w:r>
       <w:bookmarkEnd w:id="18"/>
+    </w:p>
+    <w:p>
+      <w:r>
+        <w:t>El Informe Académico conecta objetivos, método, antecedentes y resultados. La Matriz de Trazabilidad identifica requisitos e historias asociados a la implementación. El Informe de Verificación conserva las ejecuciones del 04 de octubre de 2026 y distingue su alcance local de la aceptación en PostgreSQL y con usuarios. Control de Entrega reúne la cobertura de los 17 artefactos y los pendientes de cierre.</w:t>
+      </w:r>
+    </w:p>
+    <w:p>
+      <w:pPr>
+        <w:pStyle w:val="Heading1"/>
+      </w:pPr>
+      <w:bookmarkStart w:id="19" w:name="h19"/>
+      <w:r>
+        <w:t>10 Conclusiones</w:t>
+      </w:r>
+      <w:bookmarkEnd w:id="19"/>
     </w:p>
     <w:p>
       <w:r>
@@ -1367,22 +1413,61 @@
       <w:pPr>
         <w:pStyle w:val="Heading1"/>
       </w:pPr>
-      <w:bookmarkStart w:id="19" w:name="h19"/>
+      <w:bookmarkStart w:id="20" w:name="h20"/>
       <w:r>
-        <w:t>10 Referencias y evidencia de la versión</w:t>
+        <w:t>11 Referencias</w:t>
       </w:r>
-      <w:bookmarkEnd w:id="19"/>
+      <w:bookmarkEnd w:id="20"/>
     </w:p>
     <w:p>
       <w:r>
-        <w:t>Las referencias externas fundamentan conceptos y organización. La descripción específica de Localito procede del repositorio. Se consultaron fuentes públicas el 03 de octubre de 2026. Las fichas públicas ISO se utilizan para alcance y orientación, sin atribuir acceso al texto normativo completo ni conformidad certificada.</w:t>
+        <w:t>La evidencia del proyecto corresponde a la revisión versionada del repositorio (Equipo Localito, 2026). Las normas se consultaron mediante sus resúmenes públicos; no se declara certificación. Las fuentes web fueron consultadas durante esta revisión, del 03 al 04 de octubre de 2026.</w:t>
       </w:r>
     </w:p>
     <w:p>
+      <w:pPr>
+        <w:keepLines/>
+        <w:ind w:left="432" w:hanging="432"/>
+      </w:pPr>
       <w:r>
-        <w:t xml:space="preserve">[R26] Object Management Group 2017. Unified Modeling Language 2.5.1. </w:t>
+        <w:t xml:space="preserve">Equipo Localito (2026). </w:t>
+      </w:r>
+      <w:r>
+        <w:rPr>
+          <w:i/>
+        </w:rPr>
+        <w:t>LocalitoSaaS [Código y documentación, commit ddb9956cf35cfb2035f62528299fd6bb2c9b7d5c]</w:t>
+      </w:r>
+      <w:r>
+        <w:t xml:space="preserve">. </w:t>
       </w:r>
       <w:hyperlink r:id="rId15">
+        <w:r>
+          <w:rPr>
+            <w:color w:val="000000"/>
+          </w:rPr>
+          <w:t xml:space="preserve">https://github.com/CamiloGonzalezSt/LocalitoSaaS/tree/ddb9956cf35cfb2035f62528299fd6bb2c9b7d5c</w:t>
+        </w:r>
+      </w:hyperlink>
+    </w:p>
+    <w:p>
+      <w:pPr>
+        <w:keepLines/>
+        <w:ind w:left="432" w:hanging="432"/>
+      </w:pPr>
+      <w:r>
+        <w:t xml:space="preserve">Object Management Group (2017). </w:t>
+      </w:r>
+      <w:r>
+        <w:rPr>
+          <w:i/>
+        </w:rPr>
+        <w:t>Unified Modeling Language 2.5.1</w:t>
+      </w:r>
+      <w:r>
+        <w:t xml:space="preserve">. </w:t>
+      </w:r>
+      <w:hyperlink r:id="rId16">
         <w:r>
           <w:rPr>
             <w:color w:val="000000"/>
@@ -1390,24 +1475,6 @@
           <w:t xml:space="preserve">https://www.omg.org/spec/UML/2.5.1/About-UML</w:t>
         </w:r>
       </w:hyperlink>
-    </w:p>
-    <w:p>
-      <w:r>
-        <w:t xml:space="preserve">[P] Equipo Localito. Repositorio LocalitoSaaS. Commit base 05a6f34b749cdc97dd560d91bb9be057a1197fbf. </w:t>
-      </w:r>
-      <w:hyperlink r:id="rId16">
-        <w:r>
-          <w:rPr>
-            <w:color w:val="000000"/>
-          </w:rPr>
-          <w:t xml:space="preserve">https://github.com/CamiloGonzalezSt/LocalitoSaaS/tree/05a6f34b749cdc97dd560d91bb9be057a1197fbf</w:t>
-        </w:r>
-      </w:hyperlink>
-    </w:p>
-    <w:p>
-      <w:r>
-        <w:t>Fuentes internas revisadas: README.md; package.json y manifests de apps; apps/api/src/server.ts, repository.ts y auth.ts; db/schema.sql; apps/web/src/lib/offline.ts y workspaceCache.ts; docs de requisitos, calidad, operación y Scrum. La revisión es documental y estática. No crea resultados de pruebas funcionales, reuniones ni aceptación de usuario.</w:t>
-      </w:r>
     </w:p>
     <w:sectPr>
       <w:headerReference w:type="default" r:id="rId9"/>
